--- a/PRJ13797_JMUX_ProjectLog_Apr25_2026.docx
+++ b/PRJ13797_JMUX_ProjectLog_Apr25_2026.docx
@@ -5472,6 +5472,432 @@
           <w:sz w:val="22"/>
         </w:rPr>
         <w:t xml:space="preserve">   Owner: Hawkeye / B&amp;M  |  Due: Ongoing</w:t>
+      </w:r>
+    </w:p>
+    <w:p/>
+    <w:p>
+      <w:pPr>
+        <w:spacing w:after="120"/>
+      </w:pPr>
+      <w:r>
+        <w:t>────────────────────────────────────────────────────────────────────────────────</w:t>
+      </w:r>
+    </w:p>
+    <w:p>
+      <w:pPr>
+        <w:jc w:val="center"/>
+      </w:pPr>
+      <w:r>
+        <w:rPr>
+          <w:b/>
+        </w:rPr>
+        <w:t>PRJ13797 JMUX Replacement Program — Project Log</w:t>
+        <w:br/>
+      </w:r>
+      <w:r>
+        <w:t>Generated by Daminie AI  |  April 25, 2026  |  Confidential — Internal Use Only</w:t>
+      </w:r>
+    </w:p>
+    <w:p>
+      <w:r>
+        <w:br w:type="page"/>
+      </w:r>
+    </w:p>
+    <w:p>
+      <w:pPr>
+        <w:pStyle w:val="Heading1"/>
+      </w:pPr>
+      <w:r>
+        <w:rPr>
+          <w:color w:val="1F3964"/>
+        </w:rPr>
+        <w:t>13. JMUX PROJECT DASHBOARD</w:t>
+      </w:r>
+    </w:p>
+    <w:p>
+      <w:pPr>
+        <w:spacing w:after="80"/>
+      </w:pPr>
+      <w:r>
+        <w:rPr>
+          <w:b/>
+          <w:i w:val="0"/>
+          <w:sz w:val="22"/>
+        </w:rPr>
+        <w:t>Live Dashboard URL:</w:t>
+      </w:r>
+    </w:p>
+    <w:p>
+      <w:r>
+        <w:rPr>
+          <w:color w:val="2E74B5"/>
+          <w:sz w:val="22"/>
+          <w:u w:val="single"/>
+        </w:rPr>
+        <w:t>https://jmux-dashboard.vercel.app</w:t>
+      </w:r>
+    </w:p>
+    <w:p/>
+    <w:p>
+      <w:pPr>
+        <w:spacing w:after="80"/>
+      </w:pPr>
+      <w:r>
+        <w:rPr>
+          <w:b/>
+          <w:i w:val="0"/>
+          <w:sz w:val="22"/>
+        </w:rPr>
+        <w:t>Dashboard Overview</w:t>
+      </w:r>
+    </w:p>
+    <w:p>
+      <w:pPr>
+        <w:spacing w:after="80"/>
+      </w:pPr>
+      <w:r>
+        <w:rPr>
+          <w:b w:val="0"/>
+          <w:i w:val="0"/>
+          <w:sz w:val="22"/>
+        </w:rPr>
+        <w:t>The JMUX Project Dashboard is a live web application tracking all aspects of the PRJ13797 program in real time. It is accessible from any browser and reflects the latest data entered into the project database.</w:t>
+      </w:r>
+    </w:p>
+    <w:p/>
+    <w:p>
+      <w:pPr>
+        <w:spacing w:after="80"/>
+      </w:pPr>
+      <w:r>
+        <w:rPr>
+          <w:b/>
+          <w:i w:val="0"/>
+          <w:sz w:val="22"/>
+        </w:rPr>
+        <w:t>Dashboard Sections:</w:t>
+      </w:r>
+    </w:p>
+    <w:p>
+      <w:pPr>
+        <w:spacing w:after="80"/>
+      </w:pPr>
+      <w:r>
+        <w:rPr>
+          <w:b/>
+          <w:i w:val="0"/>
+          <w:sz w:val="22"/>
+        </w:rPr>
+        <w:t xml:space="preserve">  • Project Overview</w:t>
+      </w:r>
+    </w:p>
+    <w:p>
+      <w:pPr>
+        <w:spacing w:after="80"/>
+      </w:pPr>
+      <w:r>
+        <w:rPr>
+          <w:b w:val="0"/>
+          <w:i w:val="0"/>
+          <w:sz w:val="22"/>
+        </w:rPr>
+        <w:t xml:space="preserve">    Top-level summary card showing overall SPI (0.77), project status (Yellow), phase completion percentages, and key dates at a glance.</w:t>
+      </w:r>
+    </w:p>
+    <w:p/>
+    <w:p>
+      <w:pPr>
+        <w:spacing w:after="80"/>
+      </w:pPr>
+      <w:r>
+        <w:rPr>
+          <w:b/>
+          <w:i w:val="0"/>
+          <w:sz w:val="22"/>
+        </w:rPr>
+        <w:t xml:space="preserve">  • Milestone Tracker</w:t>
+      </w:r>
+    </w:p>
+    <w:p>
+      <w:pPr>
+        <w:spacing w:after="80"/>
+      </w:pPr>
+      <w:r>
+        <w:rPr>
+          <w:b w:val="0"/>
+          <w:i w:val="0"/>
+          <w:sz w:val="22"/>
+        </w:rPr>
+        <w:t xml:space="preserve">    All 18 project milestones with planned vs actual dates, % complete, weekly SPI, and cumulative SPI. Color-coded by status: Complete ✅, In Progress ⏳, Not Started ⬜.</w:t>
+      </w:r>
+    </w:p>
+    <w:p/>
+    <w:p>
+      <w:pPr>
+        <w:spacing w:after="80"/>
+      </w:pPr>
+      <w:r>
+        <w:rPr>
+          <w:b/>
+          <w:i w:val="0"/>
+          <w:sz w:val="22"/>
+        </w:rPr>
+        <w:t xml:space="preserve">  • Engineering Packages (IFR/IFC)</w:t>
+      </w:r>
+    </w:p>
+    <w:p>
+      <w:pPr>
+        <w:spacing w:after="80"/>
+      </w:pPr>
+      <w:r>
+        <w:rPr>
+          <w:b w:val="0"/>
+          <w:i w:val="0"/>
+          <w:sz w:val="22"/>
+        </w:rPr>
+        <w:t xml:space="preserve">    All 67 engineering package records across Phase 1 and Phase 2 sites. Tracks IFR planned/actual, IFC planned/actual, construction and deployment dates per site. 9/36 IFCs issued to Hawkeye as of April 20, 2026.</w:t>
+      </w:r>
+    </w:p>
+    <w:p/>
+    <w:p>
+      <w:pPr>
+        <w:spacing w:after="80"/>
+      </w:pPr>
+      <w:r>
+        <w:rPr>
+          <w:b/>
+          <w:i w:val="0"/>
+          <w:sz w:val="22"/>
+        </w:rPr>
+        <w:t xml:space="preserve">  • Equipment &amp; Procurement</w:t>
+      </w:r>
+    </w:p>
+    <w:p>
+      <w:pPr>
+        <w:spacing w:after="80"/>
+      </w:pPr>
+      <w:r>
+        <w:rPr>
+          <w:b w:val="0"/>
+          <w:i w:val="0"/>
+          <w:sz w:val="22"/>
+        </w:rPr>
+        <w:t xml:space="preserve">    All procurement line items — Nokia MPLS nodes (Phase 1: 31 received, Phase 2: 26 on order), Iniven RC-30 (6 units, PO placed), ancillary equipment, and DB9 test cables. Tracks ordered/received/staged/installed quantities per item.</w:t>
+      </w:r>
+    </w:p>
+    <w:p/>
+    <w:p>
+      <w:pPr>
+        <w:spacing w:after="80"/>
+      </w:pPr>
+      <w:r>
+        <w:rPr>
+          <w:b/>
+          <w:i w:val="0"/>
+          <w:sz w:val="22"/>
+        </w:rPr>
+        <w:t xml:space="preserve">  • PAR Control — 6 Sites</w:t>
+      </w:r>
+    </w:p>
+    <w:p>
+      <w:pPr>
+        <w:spacing w:after="80"/>
+      </w:pPr>
+      <w:r>
+        <w:rPr>
+          <w:b w:val="0"/>
+          <w:i w:val="0"/>
+          <w:sz w:val="22"/>
+        </w:rPr>
+        <w:t xml:space="preserve">    Dedicated tracker for PAR circuit migration at Northport, Hicksville, Melville, Lindenhurst, Far Rockaway, and Hewlett. Tracks RC-30 order status, C37.94 card requirements, design status, installation status, NERC CIP compliance, and open questions per site.</w:t>
+      </w:r>
+    </w:p>
+    <w:p/>
+    <w:p>
+      <w:pPr>
+        <w:spacing w:after="80"/>
+      </w:pPr>
+      <w:r>
+        <w:rPr>
+          <w:b/>
+          <w:i w:val="0"/>
+          <w:sz w:val="22"/>
+        </w:rPr>
+        <w:t xml:space="preserve">  • Meeting Minutes</w:t>
+      </w:r>
+    </w:p>
+    <w:p>
+      <w:pPr>
+        <w:spacing w:after="80"/>
+      </w:pPr>
+      <w:r>
+        <w:rPr>
+          <w:b w:val="0"/>
+          <w:i w:val="0"/>
+          <w:sz w:val="22"/>
+        </w:rPr>
+        <w:t xml:space="preserve">    Full log of all project meetings, weekly syncs, and WhatsApp call transcripts with key decisions, action items, owners, due dates, and status.</w:t>
+      </w:r>
+    </w:p>
+    <w:p/>
+    <w:p>
+      <w:pPr>
+        <w:spacing w:after="80"/>
+      </w:pPr>
+      <w:r>
+        <w:rPr>
+          <w:b/>
+          <w:i w:val="0"/>
+          <w:sz w:val="22"/>
+        </w:rPr>
+        <w:t xml:space="preserve">  • Statement of Work</w:t>
+      </w:r>
+    </w:p>
+    <w:p>
+      <w:pPr>
+        <w:spacing w:after="80"/>
+      </w:pPr>
+      <w:r>
+        <w:rPr>
+          <w:b w:val="0"/>
+          <w:i w:val="0"/>
+          <w:sz w:val="22"/>
+        </w:rPr>
+        <w:t xml:space="preserve">    Active vendor SOW records for B&amp;M, Hawkeye, Nokia, Graybar, and CNI — including scope summary, contract period, and open items per vendor.</w:t>
+      </w:r>
+    </w:p>
+    <w:p/>
+    <w:p>
+      <w:pPr>
+        <w:spacing w:after="80"/>
+      </w:pPr>
+      <w:r>
+        <w:rPr>
+          <w:b/>
+          <w:i w:val="0"/>
+          <w:sz w:val="22"/>
+        </w:rPr>
+        <w:t xml:space="preserve">  • Workstream Status</w:t>
+      </w:r>
+    </w:p>
+    <w:p>
+      <w:pPr>
+        <w:spacing w:after="80"/>
+      </w:pPr>
+      <w:r>
+        <w:rPr>
+          <w:b w:val="0"/>
+          <w:i w:val="0"/>
+          <w:sz w:val="22"/>
+        </w:rPr>
+        <w:t xml:space="preserve">    Eight workstreams tracked by phase, owner, % complete, and status — from Phase 2 site surveys to PAR equipment order and Phase 2 construction.</w:t>
+      </w:r>
+    </w:p>
+    <w:p/>
+    <w:p>
+      <w:pPr>
+        <w:spacing w:after="80"/>
+      </w:pPr>
+      <w:r>
+        <w:rPr>
+          <w:b/>
+          <w:i w:val="0"/>
+          <w:sz w:val="22"/>
+        </w:rPr>
+        <w:t>Automation:</w:t>
+      </w:r>
+    </w:p>
+    <w:p>
+      <w:pPr>
+        <w:spacing w:after="80"/>
+      </w:pPr>
+      <w:r>
+        <w:rPr>
+          <w:b w:val="0"/>
+          <w:i w:val="0"/>
+          <w:sz w:val="22"/>
+        </w:rPr>
+        <w:t>A weekly email summary is automatically generated every Monday at 9:00 AM and sent to jaygnz27@gmail.com. The summary covers SPI, milestone progress, open action items, and any at-risk items flagged in the dashboard.</w:t>
+      </w:r>
+    </w:p>
+    <w:p/>
+    <w:p>
+      <w:pPr>
+        <w:spacing w:after="80"/>
+      </w:pPr>
+      <w:r>
+        <w:rPr>
+          <w:b/>
+          <w:i w:val="0"/>
+          <w:sz w:val="22"/>
+        </w:rPr>
+        <w:t>Data Entry:</w:t>
+      </w:r>
+    </w:p>
+    <w:p>
+      <w:pPr>
+        <w:spacing w:after="80"/>
+      </w:pPr>
+      <w:r>
+        <w:rPr>
+          <w:b w:val="0"/>
+          <w:i w:val="0"/>
+          <w:sz w:val="22"/>
+        </w:rPr>
+        <w:t>All dashboard data is updated in real time as WhatsApp voice recordings, meeting notes, and project updates are received by Daminie. Entity records are updated directly in the Base44 database and reflected immediately on the dashboard.</w:t>
+      </w:r>
+    </w:p>
+    <w:p/>
+    <w:p>
+      <w:pPr>
+        <w:spacing w:after="80"/>
+      </w:pPr>
+      <w:r>
+        <w:rPr>
+          <w:b/>
+          <w:i w:val="0"/>
+          <w:sz w:val="22"/>
+        </w:rPr>
+        <w:t>Dashboard Technology:</w:t>
+      </w:r>
+    </w:p>
+    <w:p>
+      <w:pPr>
+        <w:spacing w:after="80"/>
+      </w:pPr>
+      <w:r>
+        <w:rPr>
+          <w:b w:val="0"/>
+          <w:i w:val="0"/>
+          <w:sz w:val="22"/>
+        </w:rPr>
+        <w:t xml:space="preserve">  • Frontend: React / Vercel (hosted at jmux-dashboard.vercel.app)</w:t>
+      </w:r>
+    </w:p>
+    <w:p>
+      <w:pPr>
+        <w:spacing w:after="80"/>
+      </w:pPr>
+      <w:r>
+        <w:rPr>
+          <w:b w:val="0"/>
+          <w:i w:val="0"/>
+          <w:sz w:val="22"/>
+        </w:rPr>
+        <w:t xml:space="preserve">  • Backend Database: Base44 — entities: JMUXMilestone, JMUXEngPackage, JMUXEquipment, JMUXPARControl, JMUXMeetingMinute, JMUXSOW, JMUXWorkstream</w:t>
+      </w:r>
+    </w:p>
+    <w:p>
+      <w:pPr>
+        <w:spacing w:after="80"/>
+      </w:pPr>
+      <w:r>
+        <w:rPr>
+          <w:b w:val="0"/>
+          <w:i w:val="0"/>
+          <w:sz w:val="22"/>
+        </w:rPr>
+        <w:t xml:space="preserve">  • Weekly Automation: Monday 9:00 AM — auto-email status summary</w:t>
       </w:r>
     </w:p>
     <w:p/>
